--- a/Fajar Dwiharjo 2413050010 Executive_Summary_Bank_Marketing_Term_Deposit_Prediction.docx
+++ b/Fajar Dwiharjo 2413050010 Executive_Summary_Bank_Marketing_Term_Deposit_Prediction.docx
@@ -1352,7 +1352,23 @@
           <w:rFonts w:ascii="Arial" w:hAnsi="Arial" w:cs="Arial"/>
           <w:color w:val="000000" w:themeColor="text1"/>
         </w:rPr>
-        <w:t xml:space="preserve"> Random Forest memiliki F1 cross-validated tertinggi (0,4643) dan juga F1 test tertinggi (0,4654). HistGradientBoosting memiliki accuracy dan ROC-AUC test lebih tinggi (0,8952 dan 0,8053), tetapi recall positifnya hanya 0,2429 sehingga F1 lebih rendah. Baseline memiliki accuracy 0,8830 tetapi F1 = 0, memperlihatkan mengapa accuracy tidak layak dijadikan dasar utama pada target yang imbalanced.</w:t>
+        <w:t xml:space="preserve"> Random Forest </w:t>
+      </w:r>
+      <w:proofErr w:type="spellStart"/>
+      <w:r>
+        <w:rPr>
+          <w:rFonts w:ascii="Arial" w:hAnsi="Arial" w:cs="Arial"/>
+          <w:color w:val="000000" w:themeColor="text1"/>
+        </w:rPr>
+        <w:t>memiliki</w:t>
+      </w:r>
+      <w:proofErr w:type="spellEnd"/>
+      <w:r>
+        <w:rPr>
+          <w:rFonts w:ascii="Arial" w:hAnsi="Arial" w:cs="Arial"/>
+          <w:color w:val="000000" w:themeColor="text1"/>
+        </w:rPr>
+        <w:t xml:space="preserve"> F1 cross-validated tertinggi (0,4643) dan juga F1 test tertinggi (0,4654). HistGradientBoosting memiliki accuracy dan ROC-AUC test lebih tinggi (0,8952 dan 0,8053), tetapi recall positifnya hanya 0,2429 sehingga F1 lebih rendah. Baseline memiliki accuracy 0,8830 tetapi F1 = 0, memperlihatkan mengapa accuracy tidak layak dijadikan dasar utama pada target yang imbalanced.</w:t>
       </w:r>
     </w:p>
     <w:p>
@@ -1644,11 +1660,179 @@
           <w:rFonts w:ascii="Arial" w:hAnsi="Arial" w:cs="Arial"/>
           <w:color w:val="000000" w:themeColor="text1"/>
         </w:rPr>
-        <w:t>Diagnostic dengan duration menunjukkan performa yang tampak lebih kuat karena leakage, tetapi model tersebut tidak digunakan dalam pemilihan model utama.</w:t>
+        <w:t xml:space="preserve">Diagnostic dengan duration menunjukkan performa yang tampak lebih kuat karena leakage, tetapi model tersebut tidak digunakan </w:t>
+      </w:r>
+      <w:proofErr w:type="spellStart"/>
+      <w:r>
+        <w:rPr>
+          <w:rFonts w:ascii="Arial" w:hAnsi="Arial" w:cs="Arial"/>
+          <w:color w:val="000000" w:themeColor="text1"/>
+        </w:rPr>
+        <w:t>dalam</w:t>
+      </w:r>
+      <w:proofErr w:type="spellEnd"/>
+      <w:r>
+        <w:rPr>
+          <w:rFonts w:ascii="Arial" w:hAnsi="Arial" w:cs="Arial"/>
+          <w:color w:val="000000" w:themeColor="text1"/>
+        </w:rPr>
+        <w:t xml:space="preserve"> </w:t>
+      </w:r>
+      <w:proofErr w:type="spellStart"/>
+      <w:r>
+        <w:rPr>
+          <w:rFonts w:ascii="Arial" w:hAnsi="Arial" w:cs="Arial"/>
+          <w:color w:val="000000" w:themeColor="text1"/>
+        </w:rPr>
+        <w:t>pemilihan</w:t>
+      </w:r>
+      <w:proofErr w:type="spellEnd"/>
+      <w:r>
+        <w:rPr>
+          <w:rFonts w:ascii="Arial" w:hAnsi="Arial" w:cs="Arial"/>
+          <w:color w:val="000000" w:themeColor="text1"/>
+        </w:rPr>
+        <w:t xml:space="preserve"> model </w:t>
+      </w:r>
+      <w:proofErr w:type="spellStart"/>
+      <w:r>
+        <w:rPr>
+          <w:rFonts w:ascii="Arial" w:hAnsi="Arial" w:cs="Arial"/>
+          <w:color w:val="000000" w:themeColor="text1"/>
+        </w:rPr>
+        <w:t>utama</w:t>
+      </w:r>
+      <w:proofErr w:type="spellEnd"/>
+      <w:r>
+        <w:rPr>
+          <w:rFonts w:ascii="Arial" w:hAnsi="Arial" w:cs="Arial"/>
+          <w:color w:val="000000" w:themeColor="text1"/>
+        </w:rPr>
+        <w:t>.</w:t>
+      </w:r>
+    </w:p>
+    <w:p>
+      <w:pPr>
+        <w:pStyle w:val="Heading1"/>
+        <w:spacing w:before="80" w:after="40"/>
+        <w:rPr>
+          <w:rFonts w:ascii="Arial" w:hAnsi="Arial" w:cs="Arial"/>
+          <w:color w:val="000000" w:themeColor="text1"/>
+        </w:rPr>
+      </w:pPr>
+      <w:r>
+        <w:rPr>
+          <w:rFonts w:ascii="Arial" w:hAnsi="Arial" w:cs="Arial"/>
+          <w:color w:val="000000" w:themeColor="text1"/>
+        </w:rPr>
+        <w:t>8</w:t>
+      </w:r>
+      <w:r>
+        <w:rPr>
+          <w:rFonts w:ascii="Arial" w:hAnsi="Arial" w:cs="Arial"/>
+          <w:color w:val="000000" w:themeColor="text1"/>
+        </w:rPr>
+        <w:t xml:space="preserve">. </w:t>
+      </w:r>
+      <w:proofErr w:type="spellStart"/>
+      <w:r>
+        <w:rPr>
+          <w:rFonts w:ascii="Arial" w:hAnsi="Arial" w:cs="Arial"/>
+          <w:color w:val="000000" w:themeColor="text1"/>
+        </w:rPr>
+        <w:t>Dokumentasi</w:t>
+      </w:r>
+      <w:proofErr w:type="spellEnd"/>
+      <w:r>
+        <w:rPr>
+          <w:rFonts w:ascii="Arial" w:hAnsi="Arial" w:cs="Arial"/>
+          <w:color w:val="000000" w:themeColor="text1"/>
+        </w:rPr>
+        <w:t xml:space="preserve"> repository </w:t>
+      </w:r>
+      <w:proofErr w:type="spellStart"/>
+      <w:r>
+        <w:rPr>
+          <w:rFonts w:ascii="Arial" w:hAnsi="Arial" w:cs="Arial"/>
+          <w:color w:val="000000" w:themeColor="text1"/>
+        </w:rPr>
+        <w:t>github</w:t>
+      </w:r>
+      <w:proofErr w:type="spellEnd"/>
+    </w:p>
+    <w:p>
+      <w:hyperlink r:id="rId8" w:history="1">
+        <w:r>
+          <w:rPr>
+            <w:rStyle w:val="Hyperlink"/>
+          </w:rPr>
+          <w:t>https://github.com/FajarDwiharjo/UTS-Predictive-analytics-Fajar-Dwiharjo-24130500010</w:t>
+        </w:r>
+      </w:hyperlink>
+    </w:p>
+    <w:p>
+      <w:pPr>
+        <w:spacing w:after="30"/>
+        <w:ind w:left="198" w:hanging="113"/>
+        <w:rPr>
+          <w:rFonts w:ascii="Arial" w:hAnsi="Arial" w:cs="Arial"/>
+          <w:color w:val="000000" w:themeColor="text1"/>
+        </w:rPr>
+      </w:pPr>
+    </w:p>
+    <w:p>
+      <w:pPr>
+        <w:spacing w:after="30"/>
+        <w:ind w:left="198" w:hanging="113"/>
+        <w:rPr>
+          <w:rFonts w:ascii="Arial" w:hAnsi="Arial" w:cs="Arial"/>
+          <w:color w:val="000000" w:themeColor="text1"/>
+        </w:rPr>
+      </w:pPr>
+      <w:r>
+        <w:rPr>
+          <w:rFonts w:ascii="Arial" w:hAnsi="Arial" w:cs="Arial"/>
+          <w:color w:val="000000" w:themeColor="text1"/>
+        </w:rPr>
+        <w:drawing>
+          <wp:inline distT="0" distB="0" distL="0" distR="0" wp14:anchorId="5E94364C" wp14:editId="7E21341D">
+            <wp:extent cx="6656070" cy="3545205"/>
+            <wp:effectExtent l="0" t="0" r="0" b="0"/>
+            <wp:docPr id="430750576" name="Picture 1"/>
+            <wp:cNvGraphicFramePr>
+              <a:graphicFrameLocks xmlns:a="http://schemas.openxmlformats.org/drawingml/2006/main" noChangeAspect="1"/>
+            </wp:cNvGraphicFramePr>
+            <a:graphic xmlns:a="http://schemas.openxmlformats.org/drawingml/2006/main">
+              <a:graphicData uri="http://schemas.openxmlformats.org/drawingml/2006/picture">
+                <pic:pic xmlns:pic="http://schemas.openxmlformats.org/drawingml/2006/picture">
+                  <pic:nvPicPr>
+                    <pic:cNvPr id="430750576" name=""/>
+                    <pic:cNvPicPr/>
+                  </pic:nvPicPr>
+                  <pic:blipFill>
+                    <a:blip r:embed="rId9"/>
+                    <a:stretch>
+                      <a:fillRect/>
+                    </a:stretch>
+                  </pic:blipFill>
+                  <pic:spPr>
+                    <a:xfrm>
+                      <a:off x="0" y="0"/>
+                      <a:ext cx="6656070" cy="3545205"/>
+                    </a:xfrm>
+                    <a:prstGeom prst="rect">
+                      <a:avLst/>
+                    </a:prstGeom>
+                  </pic:spPr>
+                </pic:pic>
+              </a:graphicData>
+            </a:graphic>
+          </wp:inline>
+        </w:drawing>
       </w:r>
     </w:p>
     <w:sectPr>
-      <w:footerReference w:type="default" r:id="rId8"/>
+      <w:footerReference w:type="default" r:id="rId10"/>
       <w:pgSz w:w="12240" w:h="15840"/>
       <w:pgMar w:top="765" w:right="879" w:bottom="709" w:left="879" w:header="720" w:footer="720" w:gutter="0"/>
       <w:cols w:space="720"/>
@@ -13312,6 +13496,29 @@
       </w:tcPr>
     </w:tblStylePr>
   </w:style>
+  <w:style w:type="character" w:styleId="Hyperlink">
+    <w:name w:val="Hyperlink"/>
+    <w:basedOn w:val="DefaultParagraphFont"/>
+    <w:uiPriority w:val="99"/>
+    <w:unhideWhenUsed/>
+    <w:rsid w:val="00245473"/>
+    <w:rPr>
+      <w:color w:val="0000FF" w:themeColor="hyperlink"/>
+      <w:u w:val="single"/>
+    </w:rPr>
+  </w:style>
+  <w:style w:type="character" w:styleId="UnresolvedMention">
+    <w:name w:val="Unresolved Mention"/>
+    <w:basedOn w:val="DefaultParagraphFont"/>
+    <w:uiPriority w:val="99"/>
+    <w:semiHidden/>
+    <w:unhideWhenUsed/>
+    <w:rsid w:val="00245473"/>
+    <w:rPr>
+      <w:color w:val="605E5C"/>
+      <w:shd w:val="clear" w:color="auto" w:fill="E1DFDD"/>
+    </w:rPr>
+  </w:style>
 </w:styles>
 </file>
 
